--- a/static/财务报告1.docx
+++ b/static/财务报告1.docx
@@ -1,10 +1,11 @@
 
 <file path=word/document.xml><?xml version="1.0" encoding="utf-8"?>
-<w:document xmlns:wpc="http://schemas.microsoft.com/office/word/2010/wordprocessingCanvas" xmlns:cx="http://schemas.microsoft.com/office/drawing/2014/chartex" xmlns:cx1="http://schemas.microsoft.com/office/drawing/2015/9/8/chartex" xmlns:cx2="http://schemas.microsoft.com/office/drawing/2015/10/21/chartex" xmlns:cx3="http://schemas.microsoft.com/office/drawing/2016/5/9/chartex" xmlns:cx4="http://schemas.microsoft.com/office/drawing/2016/5/10/chartex" xmlns:cx5="http://schemas.microsoft.com/office/drawing/2016/5/11/chartex" xmlns:cx6="http://schemas.microsoft.com/office/drawing/2016/5/12/chartex" xmlns:cx7="http://schemas.microsoft.com/office/drawing/2016/5/13/chartex" xmlns:cx8="http://schemas.microsoft.com/office/drawing/2016/5/14/chartex" xmlns:mc="http://schemas.openxmlformats.org/markup-compatibility/2006" xmlns:aink="http://schemas.microsoft.com/office/drawing/2016/ink" xmlns:am3d="http://schemas.microsoft.com/office/drawing/2017/model3d" xmlns:o="urn:schemas-microsoft-com:office:office" xmlns:oel="http://schemas.microsoft.com/office/2019/extlst" xmlns:r="http://schemas.openxmlformats.org/officeDocument/2006/relationships" xmlns:m="http://schemas.openxmlformats.org/officeDocument/2006/math" xmlns:v="urn:schemas-microsoft-com:vml" xmlns:wp14="http://schemas.microsoft.com/office/word/2010/wordprocessingDrawing" xmlns:wp="http://schemas.openxmlformats.org/drawingml/2006/wordprocessingDrawing" xmlns:w10="urn:schemas-microsoft-com:office:word" xmlns:w="http://schemas.openxmlformats.org/wordprocessingml/2006/main" xmlns:w14="http://schemas.microsoft.com/office/word/2010/wordml" xmlns:w15="http://schemas.microsoft.com/office/word/2012/wordml" xmlns:w16cex="http://schemas.microsoft.com/office/word/2018/wordml/cex" xmlns:w16cid="http://schemas.microsoft.com/office/word/2016/wordml/cid" xmlns:w16="http://schemas.microsoft.com/office/word/2018/wordml" xmlns:w16du="http://schemas.microsoft.com/office/word/2023/wordml/word16du" xmlns:w16sdtdh="http://schemas.microsoft.com/office/word/2020/wordml/sdtdatahash" xmlns:w16sdtfl="http://schemas.microsoft.com/office/word/2024/wordml/sdtformatlock" xmlns:w16se="http://schemas.microsoft.com/office/word/2015/wordml/symex" xmlns:wpg="http://schemas.microsoft.com/office/word/2010/wordprocessingGroup" xmlns:wpi="http://schemas.microsoft.com/office/word/2010/wordprocessingInk" xmlns:wne="http://schemas.microsoft.com/office/word/2006/wordml" xmlns:wps="http://schemas.microsoft.com/office/word/2010/wordprocessingShape" mc:Ignorable="w14 w15 w16se w16cid w16 w16cex w16sdtdh w16sdtfl w16du wp14">
+<w:document xmlns:wpc="http://schemas.microsoft.com/office/word/2010/wordprocessingCanvas" xmlns:cx="http://schemas.microsoft.com/office/drawing/2014/chartex" xmlns:cx1="http://schemas.microsoft.com/office/drawing/2015/9/8/chartex" xmlns:cx2="http://schemas.microsoft.com/office/drawing/2015/10/21/chartex" xmlns:cx3="http://schemas.microsoft.com/office/drawing/2016/5/9/chartex" xmlns:cx4="http://schemas.microsoft.com/office/drawing/2016/5/10/chartex" xmlns:cx5="http://schemas.microsoft.com/office/drawing/2016/5/11/chartex" xmlns:cx6="http://schemas.microsoft.com/office/drawing/2016/5/12/chartex" xmlns:cx7="http://schemas.microsoft.com/office/drawing/2016/5/13/chartex" xmlns:cx8="http://schemas.microsoft.com/office/drawing/2016/5/14/chartex" xmlns:mc="http://schemas.openxmlformats.org/markup-compatibility/2006" xmlns:aink="http://schemas.microsoft.com/office/drawing/2016/ink" xmlns:am3d="http://schemas.microsoft.com/office/drawing/2017/model3d" xmlns:o="urn:schemas-microsoft-com:office:office" xmlns:oel="http://schemas.microsoft.com/office/2019/extlst" xmlns:r="http://schemas.openxmlformats.org/officeDocument/2006/relationships" xmlns:m="http://schemas.openxmlformats.org/officeDocument/2006/math" xmlns:v="urn:schemas-microsoft-com:vml" xmlns:wp14="http://schemas.microsoft.com/office/word/2010/wordprocessingDrawing" xmlns:wp="http://schemas.openxmlformats.org/drawingml/2006/wordprocessingDrawing" xmlns:w10="urn:schemas-microsoft-com:office:word" xmlns:w="http://schemas.openxmlformats.org/wordprocessingml/2006/main" xmlns:w14="http://schemas.microsoft.com/office/word/2010/wordml" xmlns:w15="http://schemas.microsoft.com/office/word/2012/wordml" xmlns:w16cei="http://schemas.microsoft.com/office/word/2026/wordml/cei" xmlns:w16cex="http://schemas.microsoft.com/office/word/2018/wordml/cex" xmlns:w16cid="http://schemas.microsoft.com/office/word/2016/wordml/cid" xmlns:w16="http://schemas.microsoft.com/office/word/2018/wordml" xmlns:w16du="http://schemas.microsoft.com/office/word/2023/wordml/word16du" xmlns:w16sdtdh="http://schemas.microsoft.com/office/word/2020/wordml/sdtdatahash" xmlns:w16sdtfl="http://schemas.microsoft.com/office/word/2024/wordml/sdtformatlock" xmlns:w16se="http://schemas.microsoft.com/office/word/2015/wordml/symex" xmlns:wpg="http://schemas.microsoft.com/office/word/2010/wordprocessingGroup" xmlns:wpi="http://schemas.microsoft.com/office/word/2010/wordprocessingInk" xmlns:wne="http://schemas.microsoft.com/office/word/2006/wordml" xmlns:wps="http://schemas.microsoft.com/office/word/2010/wordprocessingShape" mc:Ignorable="w14 w15 w16se w16cid w16 w16cex w16sdtdh w16sdtfl w16du wp14">
   <w:body>
     <w:p>
       <w:pPr>
         <w:rPr>
+          <w:rFonts w:hint="eastAsia"/>
           <w:b/>
           <w:bCs/>
         </w:rPr>
@@ -18,6 +19,11 @@
       </w:r>
     </w:p>
     <w:p>
+      <w:pPr>
+        <w:rPr>
+          <w:rFonts w:hint="eastAsia"/>
+        </w:rPr>
+      </w:pPr>
       <w:r>
         <w:rPr>
           <w:b/>
@@ -39,6 +45,11 @@
       </w:r>
     </w:p>
     <w:p>
+      <w:pPr>
+        <w:rPr>
+          <w:rFonts w:hint="eastAsia"/>
+        </w:rPr>
+      </w:pPr>
       <w:r>
         <w:rPr>
           <w:b/>
@@ -53,6 +64,9 @@
           <w:ilvl w:val="0"/>
           <w:numId w:val="1"/>
         </w:numPr>
+        <w:rPr>
+          <w:rFonts w:hint="eastAsia"/>
+        </w:rPr>
       </w:pPr>
       <w:r>
         <w:t>2022年：经审计，审计机构为北京中天会计师事务所有限公司，审计报告类型为无保留意见。</w:t>
@@ -64,12 +78,20 @@
           <w:ilvl w:val="0"/>
           <w:numId w:val="1"/>
         </w:numPr>
+        <w:rPr>
+          <w:rFonts w:hint="eastAsia"/>
+        </w:rPr>
       </w:pPr>
       <w:r>
         <w:t>2023年：经审计，审计机构为北京中天会计师事务所有限公司，审计报告类型为无保留意见。</w:t>
       </w:r>
     </w:p>
     <w:p>
+      <w:pPr>
+        <w:rPr>
+          <w:rFonts w:hint="eastAsia"/>
+        </w:rPr>
+      </w:pPr>
       <w:r>
         <w:rPr>
           <w:b/>
@@ -84,6 +106,9 @@
           <w:ilvl w:val="0"/>
           <w:numId w:val="2"/>
         </w:numPr>
+        <w:rPr>
+          <w:rFonts w:hint="eastAsia"/>
+        </w:rPr>
       </w:pPr>
       <w:r>
         <w:t>总体财务情况</w:t>
@@ -99,17 +124,25 @@
           <w:ilvl w:val="0"/>
           <w:numId w:val="3"/>
         </w:numPr>
-      </w:pPr>
+        <w:rPr>
+          <w:rFonts w:hint="eastAsia"/>
+        </w:rPr>
+      </w:pPr>
+      <w:bookmarkStart w:id="0" w:name="OLE_LINK1"/>
       <w:r>
         <w:t>截至2022年12月31日：货币资金1,200万元，应收账款800万元，预付账款150万元，其他应收款50万元。</w:t>
       </w:r>
     </w:p>
+    <w:bookmarkEnd w:id="0"/>
     <w:p>
       <w:pPr>
         <w:numPr>
           <w:ilvl w:val="0"/>
           <w:numId w:val="3"/>
         </w:numPr>
+        <w:rPr>
+          <w:rFonts w:hint="eastAsia"/>
+        </w:rPr>
       </w:pPr>
       <w:r>
         <w:t>截至2023年12月31日：货币资金1,850万元，应收账款1,100万元，预付账款200万元，其他应收款70万元。</w:t>
@@ -121,6 +154,9 @@
           <w:ilvl w:val="0"/>
           <w:numId w:val="3"/>
         </w:numPr>
+        <w:rPr>
+          <w:rFonts w:hint="eastAsia"/>
+        </w:rPr>
       </w:pPr>
       <w:r>
         <w:t>截至2024年12月31日：货币资金2,300万元，应收账款1,500万元，预付账款280万元，其他应收款90万元。</w:t>
@@ -132,6 +168,9 @@
           <w:ilvl w:val="0"/>
           <w:numId w:val="3"/>
         </w:numPr>
+        <w:rPr>
+          <w:rFonts w:hint="eastAsia"/>
+        </w:rPr>
       </w:pPr>
       <w:r>
         <w:t>截至2025年9月30日：货币资金2,100万元，应收账款1,800万元，预付账款320万元，其他应收款110万元。</w:t>
@@ -142,6 +181,11 @@
       </w:r>
     </w:p>
     <w:p>
+      <w:pPr>
+        <w:rPr>
+          <w:rFonts w:hint="eastAsia"/>
+        </w:rPr>
+      </w:pPr>
       <w:r>
         <w:rPr>
           <w:b/>
@@ -156,6 +200,9 @@
           <w:ilvl w:val="0"/>
           <w:numId w:val="4"/>
         </w:numPr>
+        <w:rPr>
+          <w:rFonts w:hint="eastAsia"/>
+        </w:rPr>
       </w:pPr>
       <w:r>
         <w:t>现金流预测</w:t>
@@ -169,23 +216,117 @@
         </w:numPr>
       </w:pPr>
       <w:r>
-        <w:t>主营业务：2025年营业收入为6,500万元，2024年营业成本为4,200万元（注：</w:t>
-      </w:r>
-      <w:proofErr w:type="gramStart"/>
-      <w:r>
-        <w:t>原表显示</w:t>
-      </w:r>
-      <w:proofErr w:type="gramEnd"/>
-      <w:r>
-        <w:t>2025年销售利润为1,800万元，此处根据数据调整描述）。具体数据：2025年营业收入6,500万元，营业成本4,200万元，销售利润1,800万元；2024年营业收入5,200万元（根据下文补充）。</w:t>
+        <w:t>主营业务：</w:t>
+      </w:r>
+    </w:p>
+    <w:p>
+      <w:pPr>
+        <w:ind w:left="720"/>
+      </w:pPr>
+      <w:r>
+        <w:rPr>
+          <w:b/>
+          <w:bCs/>
+        </w:rPr>
+        <w:t>2022年</w:t>
+      </w:r>
+      <w:r>
+        <w:t>：营业收入4,500万元，营业成本3,700万元，销售利润800万元。</w:t>
       </w:r>
       <w:r>
         <w:br/>
-        <w:t>根据企业近三年经营情况来看，2024年、2025年营业收入分别为5,200万</w:t>
-      </w:r>
-      <w:r>
+      </w:r>
+      <w:r>
+        <w:rPr>
+          <w:b/>
+          <w:bCs/>
+        </w:rPr>
+        <w:t>2023年</w:t>
+      </w:r>
+      <w:r>
+        <w:t>：营业收入4,850万元，营业成本3,950万元，销售利润900万元。</w:t>
+      </w:r>
+      <w:r>
+        <w:br/>
+      </w:r>
+      <w:r>
+        <w:rPr>
+          <w:b/>
+          <w:bCs/>
+        </w:rPr>
+        <w:t>2024年</w:t>
+      </w:r>
+      <w:r>
+        <w:t>：营业收入5,200万元，营业成本4,200万元，销售利润1,000万元。</w:t>
+      </w:r>
+    </w:p>
+    <w:p>
+      <w:pPr>
+        <w:numPr>
+          <w:ilvl w:val="0"/>
+          <w:numId w:val="5"/>
+        </w:numPr>
+        <w:rPr>
+          <w:rFonts w:hint="eastAsia"/>
+        </w:rPr>
+      </w:pPr>
+      <w:r>
+        <w:t>根据企业近三年经营情况来看，202</w:t>
+      </w:r>
+      <w:r>
+        <w:rPr>
+          <w:rFonts w:hint="eastAsia"/>
+        </w:rPr>
+        <w:t>2</w:t>
+      </w:r>
+      <w:r>
+        <w:t>年、</w:t>
+      </w:r>
+      <w:r>
+        <w:rPr>
+          <w:rFonts w:hint="eastAsia"/>
+        </w:rPr>
+        <w:t>2023年、</w:t>
+      </w:r>
+      <w:r>
+        <w:t>202</w:t>
+      </w:r>
+      <w:r>
+        <w:rPr>
+          <w:rFonts w:hint="eastAsia"/>
+        </w:rPr>
+        <w:t>4</w:t>
+      </w:r>
+      <w:r>
+        <w:t>年营业收入分别为</w:t>
+      </w:r>
+      <w:r>
+        <w:rPr>
+          <w:rFonts w:hint="eastAsia"/>
+        </w:rPr>
         <w:lastRenderedPageBreak/>
-        <w:t>元、6,500万元，营业收入主要来源是软件开发和系统集成服务。企业利润</w:t>
+        <w:t>4500</w:t>
+      </w:r>
+      <w:r>
+        <w:t>万元、</w:t>
+      </w:r>
+      <w:r>
+        <w:rPr>
+          <w:rFonts w:hint="eastAsia"/>
+        </w:rPr>
+        <w:t>4850</w:t>
+      </w:r>
+      <w:r>
+        <w:t>万元，</w:t>
+      </w:r>
+      <w:r>
+        <w:rPr>
+          <w:rFonts w:hint="eastAsia"/>
+        </w:rPr>
+        <w:t>5200万元。</w:t>
+      </w:r>
+      <w:r>
+        <w:t>营业收入主要来源是软件开发和系统集成服务。企业利润</w:t>
       </w:r>
       <w:proofErr w:type="gramStart"/>
       <w:r>
@@ -200,7 +341,13 @@
         <w:t>企业固定收入主要由3部分组成：自有软件销售、运维服务费、政府项目补贴，能够覆盖我行每年还款本息。</w:t>
       </w:r>
     </w:p>
-    <w:p/>
+    <w:p>
+      <w:pPr>
+        <w:rPr>
+          <w:rFonts w:hint="eastAsia"/>
+        </w:rPr>
+      </w:pPr>
+    </w:p>
     <w:sectPr>
       <w:pgSz w:w="11906" w:h="16838"/>
       <w:pgMar w:top="1440" w:right="1800" w:bottom="1440" w:left="1800" w:header="851" w:footer="992" w:gutter="0"/>
@@ -212,7 +359,7 @@
 </file>
 
 <file path=word/endnotes.xml><?xml version="1.0" encoding="utf-8"?>
-<w:endnotes xmlns:wpc="http://schemas.microsoft.com/office/word/2010/wordprocessingCanvas" xmlns:cx="http://schemas.microsoft.com/office/drawing/2014/chartex" xmlns:cx1="http://schemas.microsoft.com/office/drawing/2015/9/8/chartex" xmlns:cx2="http://schemas.microsoft.com/office/drawing/2015/10/21/chartex" xmlns:cx3="http://schemas.microsoft.com/office/drawing/2016/5/9/chartex" xmlns:cx4="http://schemas.microsoft.com/office/drawing/2016/5/10/chartex" xmlns:cx5="http://schemas.microsoft.com/office/drawing/2016/5/11/chartex" xmlns:cx6="http://schemas.microsoft.com/office/drawing/2016/5/12/chartex" xmlns:cx7="http://schemas.microsoft.com/office/drawing/2016/5/13/chartex" xmlns:cx8="http://schemas.microsoft.com/office/drawing/2016/5/14/chartex" xmlns:mc="http://schemas.openxmlformats.org/markup-compatibility/2006" xmlns:aink="http://schemas.microsoft.com/office/drawing/2016/ink" xmlns:am3d="http://schemas.microsoft.com/office/drawing/2017/model3d" xmlns:o="urn:schemas-microsoft-com:office:office" xmlns:oel="http://schemas.microsoft.com/office/2019/extlst" xmlns:r="http://schemas.openxmlformats.org/officeDocument/2006/relationships" xmlns:m="http://schemas.openxmlformats.org/officeDocument/2006/math" xmlns:v="urn:schemas-microsoft-com:vml" xmlns:wp14="http://schemas.microsoft.com/office/word/2010/wordprocessingDrawing" xmlns:wp="http://schemas.openxmlformats.org/drawingml/2006/wordprocessingDrawing" xmlns:w10="urn:schemas-microsoft-com:office:word" xmlns:w="http://schemas.openxmlformats.org/wordprocessingml/2006/main" xmlns:w14="http://schemas.microsoft.com/office/word/2010/wordml" xmlns:w15="http://schemas.microsoft.com/office/word/2012/wordml" xmlns:w16cex="http://schemas.microsoft.com/office/word/2018/wordml/cex" xmlns:w16cid="http://schemas.microsoft.com/office/word/2016/wordml/cid" xmlns:w16="http://schemas.microsoft.com/office/word/2018/wordml" xmlns:w16du="http://schemas.microsoft.com/office/word/2023/wordml/word16du" xmlns:w16sdtdh="http://schemas.microsoft.com/office/word/2020/wordml/sdtdatahash" xmlns:w16sdtfl="http://schemas.microsoft.com/office/word/2024/wordml/sdtformatlock" xmlns:w16se="http://schemas.microsoft.com/office/word/2015/wordml/symex" xmlns:wpg="http://schemas.microsoft.com/office/word/2010/wordprocessingGroup" xmlns:wpi="http://schemas.microsoft.com/office/word/2010/wordprocessingInk" xmlns:wne="http://schemas.microsoft.com/office/word/2006/wordml" xmlns:wps="http://schemas.microsoft.com/office/word/2010/wordprocessingShape" mc:Ignorable="w14 w15 w16se w16cid w16 w16cex w16sdtdh w16sdtfl w16du wp14">
+<w:endnotes xmlns:wpc="http://schemas.microsoft.com/office/word/2010/wordprocessingCanvas" xmlns:cx="http://schemas.microsoft.com/office/drawing/2014/chartex" xmlns:cx1="http://schemas.microsoft.com/office/drawing/2015/9/8/chartex" xmlns:cx2="http://schemas.microsoft.com/office/drawing/2015/10/21/chartex" xmlns:cx3="http://schemas.microsoft.com/office/drawing/2016/5/9/chartex" xmlns:cx4="http://schemas.microsoft.com/office/drawing/2016/5/10/chartex" xmlns:cx5="http://schemas.microsoft.com/office/drawing/2016/5/11/chartex" xmlns:cx6="http://schemas.microsoft.com/office/drawing/2016/5/12/chartex" xmlns:cx7="http://schemas.microsoft.com/office/drawing/2016/5/13/chartex" xmlns:cx8="http://schemas.microsoft.com/office/drawing/2016/5/14/chartex" xmlns:mc="http://schemas.openxmlformats.org/markup-compatibility/2006" xmlns:aink="http://schemas.microsoft.com/office/drawing/2016/ink" xmlns:am3d="http://schemas.microsoft.com/office/drawing/2017/model3d" xmlns:o="urn:schemas-microsoft-com:office:office" xmlns:oel="http://schemas.microsoft.com/office/2019/extlst" xmlns:r="http://schemas.openxmlformats.org/officeDocument/2006/relationships" xmlns:m="http://schemas.openxmlformats.org/officeDocument/2006/math" xmlns:v="urn:schemas-microsoft-com:vml" xmlns:wp14="http://schemas.microsoft.com/office/word/2010/wordprocessingDrawing" xmlns:wp="http://schemas.openxmlformats.org/drawingml/2006/wordprocessingDrawing" xmlns:w10="urn:schemas-microsoft-com:office:word" xmlns:w="http://schemas.openxmlformats.org/wordprocessingml/2006/main" xmlns:w14="http://schemas.microsoft.com/office/word/2010/wordml" xmlns:w15="http://schemas.microsoft.com/office/word/2012/wordml" xmlns:w16cei="http://schemas.microsoft.com/office/word/2026/wordml/cei" xmlns:w16cex="http://schemas.microsoft.com/office/word/2018/wordml/cex" xmlns:w16cid="http://schemas.microsoft.com/office/word/2016/wordml/cid" xmlns:w16="http://schemas.microsoft.com/office/word/2018/wordml" xmlns:w16du="http://schemas.microsoft.com/office/word/2023/wordml/word16du" xmlns:w16sdtdh="http://schemas.microsoft.com/office/word/2020/wordml/sdtdatahash" xmlns:w16sdtfl="http://schemas.microsoft.com/office/word/2024/wordml/sdtformatlock" xmlns:w16se="http://schemas.microsoft.com/office/word/2015/wordml/symex" xmlns:wpg="http://schemas.microsoft.com/office/word/2010/wordprocessingGroup" xmlns:wpi="http://schemas.microsoft.com/office/word/2010/wordprocessingInk" xmlns:wne="http://schemas.microsoft.com/office/word/2006/wordml" xmlns:wps="http://schemas.microsoft.com/office/word/2010/wordprocessingShape" mc:Ignorable="w14 w15 w16se w16cid w16 w16cex w16sdtdh w16sdtfl w16du wp14">
   <w:endnote w:type="separator" w:id="-1">
     <w:p>
       <w:pPr>
@@ -243,7 +390,7 @@
 </file>
 
 <file path=word/footnotes.xml><?xml version="1.0" encoding="utf-8"?>
-<w:footnotes xmlns:wpc="http://schemas.microsoft.com/office/word/2010/wordprocessingCanvas" xmlns:cx="http://schemas.microsoft.com/office/drawing/2014/chartex" xmlns:cx1="http://schemas.microsoft.com/office/drawing/2015/9/8/chartex" xmlns:cx2="http://schemas.microsoft.com/office/drawing/2015/10/21/chartex" xmlns:cx3="http://schemas.microsoft.com/office/drawing/2016/5/9/chartex" xmlns:cx4="http://schemas.microsoft.com/office/drawing/2016/5/10/chartex" xmlns:cx5="http://schemas.microsoft.com/office/drawing/2016/5/11/chartex" xmlns:cx6="http://schemas.microsoft.com/office/drawing/2016/5/12/chartex" xmlns:cx7="http://schemas.microsoft.com/office/drawing/2016/5/13/chartex" xmlns:cx8="http://schemas.microsoft.com/office/drawing/2016/5/14/chartex" xmlns:mc="http://schemas.openxmlformats.org/markup-compatibility/2006" xmlns:aink="http://schemas.microsoft.com/office/drawing/2016/ink" xmlns:am3d="http://schemas.microsoft.com/office/drawing/2017/model3d" xmlns:o="urn:schemas-microsoft-com:office:office" xmlns:oel="http://schemas.microsoft.com/office/2019/extlst" xmlns:r="http://schemas.openxmlformats.org/officeDocument/2006/relationships" xmlns:m="http://schemas.openxmlformats.org/officeDocument/2006/math" xmlns:v="urn:schemas-microsoft-com:vml" xmlns:wp14="http://schemas.microsoft.com/office/word/2010/wordprocessingDrawing" xmlns:wp="http://schemas.openxmlformats.org/drawingml/2006/wordprocessingDrawing" xmlns:w10="urn:schemas-microsoft-com:office:word" xmlns:w="http://schemas.openxmlformats.org/wordprocessingml/2006/main" xmlns:w14="http://schemas.microsoft.com/office/word/2010/wordml" xmlns:w15="http://schemas.microsoft.com/office/word/2012/wordml" xmlns:w16cex="http://schemas.microsoft.com/office/word/2018/wordml/cex" xmlns:w16cid="http://schemas.microsoft.com/office/word/2016/wordml/cid" xmlns:w16="http://schemas.microsoft.com/office/word/2018/wordml" xmlns:w16du="http://schemas.microsoft.com/office/word/2023/wordml/word16du" xmlns:w16sdtdh="http://schemas.microsoft.com/office/word/2020/wordml/sdtdatahash" xmlns:w16sdtfl="http://schemas.microsoft.com/office/word/2024/wordml/sdtformatlock" xmlns:w16se="http://schemas.microsoft.com/office/word/2015/wordml/symex" xmlns:wpg="http://schemas.microsoft.com/office/word/2010/wordprocessingGroup" xmlns:wpi="http://schemas.microsoft.com/office/word/2010/wordprocessingInk" xmlns:wne="http://schemas.microsoft.com/office/word/2006/wordml" xmlns:wps="http://schemas.microsoft.com/office/word/2010/wordprocessingShape" mc:Ignorable="w14 w15 w16se w16cid w16 w16cex w16sdtdh w16sdtfl w16du wp14">
+<w:footnotes xmlns:wpc="http://schemas.microsoft.com/office/word/2010/wordprocessingCanvas" xmlns:cx="http://schemas.microsoft.com/office/drawing/2014/chartex" xmlns:cx1="http://schemas.microsoft.com/office/drawing/2015/9/8/chartex" xmlns:cx2="http://schemas.microsoft.com/office/drawing/2015/10/21/chartex" xmlns:cx3="http://schemas.microsoft.com/office/drawing/2016/5/9/chartex" xmlns:cx4="http://schemas.microsoft.com/office/drawing/2016/5/10/chartex" xmlns:cx5="http://schemas.microsoft.com/office/drawing/2016/5/11/chartex" xmlns:cx6="http://schemas.microsoft.com/office/drawing/2016/5/12/chartex" xmlns:cx7="http://schemas.microsoft.com/office/drawing/2016/5/13/chartex" xmlns:cx8="http://schemas.microsoft.com/office/drawing/2016/5/14/chartex" xmlns:mc="http://schemas.openxmlformats.org/markup-compatibility/2006" xmlns:aink="http://schemas.microsoft.com/office/drawing/2016/ink" xmlns:am3d="http://schemas.microsoft.com/office/drawing/2017/model3d" xmlns:o="urn:schemas-microsoft-com:office:office" xmlns:oel="http://schemas.microsoft.com/office/2019/extlst" xmlns:r="http://schemas.openxmlformats.org/officeDocument/2006/relationships" xmlns:m="http://schemas.openxmlformats.org/officeDocument/2006/math" xmlns:v="urn:schemas-microsoft-com:vml" xmlns:wp14="http://schemas.microsoft.com/office/word/2010/wordprocessingDrawing" xmlns:wp="http://schemas.openxmlformats.org/drawingml/2006/wordprocessingDrawing" xmlns:w10="urn:schemas-microsoft-com:office:word" xmlns:w="http://schemas.openxmlformats.org/wordprocessingml/2006/main" xmlns:w14="http://schemas.microsoft.com/office/word/2010/wordml" xmlns:w15="http://schemas.microsoft.com/office/word/2012/wordml" xmlns:w16cei="http://schemas.microsoft.com/office/word/2026/wordml/cei" xmlns:w16cex="http://schemas.microsoft.com/office/word/2018/wordml/cex" xmlns:w16cid="http://schemas.microsoft.com/office/word/2016/wordml/cid" xmlns:w16="http://schemas.microsoft.com/office/word/2018/wordml" xmlns:w16du="http://schemas.microsoft.com/office/word/2023/wordml/word16du" xmlns:w16sdtdh="http://schemas.microsoft.com/office/word/2020/wordml/sdtdatahash" xmlns:w16sdtfl="http://schemas.microsoft.com/office/word/2024/wordml/sdtformatlock" xmlns:w16se="http://schemas.microsoft.com/office/word/2015/wordml/symex" xmlns:wpg="http://schemas.microsoft.com/office/word/2010/wordprocessingGroup" xmlns:wpi="http://schemas.microsoft.com/office/word/2010/wordprocessingInk" xmlns:wne="http://schemas.microsoft.com/office/word/2006/wordml" xmlns:wps="http://schemas.microsoft.com/office/word/2010/wordprocessingShape" mc:Ignorable="w14 w15 w16se w16cid w16 w16cex w16sdtdh w16sdtfl w16du wp14">
   <w:footnote w:type="separator" w:id="-1">
     <w:p>
       <w:pPr>
@@ -274,7 +421,7 @@
 </file>
 
 <file path=word/numbering.xml><?xml version="1.0" encoding="utf-8"?>
-<w:numbering xmlns:wpc="http://schemas.microsoft.com/office/word/2010/wordprocessingCanvas" xmlns:cx="http://schemas.microsoft.com/office/drawing/2014/chartex" xmlns:cx1="http://schemas.microsoft.com/office/drawing/2015/9/8/chartex" xmlns:cx2="http://schemas.microsoft.com/office/drawing/2015/10/21/chartex" xmlns:cx3="http://schemas.microsoft.com/office/drawing/2016/5/9/chartex" xmlns:cx4="http://schemas.microsoft.com/office/drawing/2016/5/10/chartex" xmlns:cx5="http://schemas.microsoft.com/office/drawing/2016/5/11/chartex" xmlns:cx6="http://schemas.microsoft.com/office/drawing/2016/5/12/chartex" xmlns:cx7="http://schemas.microsoft.com/office/drawing/2016/5/13/chartex" xmlns:cx8="http://schemas.microsoft.com/office/drawing/2016/5/14/chartex" xmlns:mc="http://schemas.openxmlformats.org/markup-compatibility/2006" xmlns:aink="http://schemas.microsoft.com/office/drawing/2016/ink" xmlns:am3d="http://schemas.microsoft.com/office/drawing/2017/model3d" xmlns:o="urn:schemas-microsoft-com:office:office" xmlns:oel="http://schemas.microsoft.com/office/2019/extlst" xmlns:r="http://schemas.openxmlformats.org/officeDocument/2006/relationships" xmlns:m="http://schemas.openxmlformats.org/officeDocument/2006/math" xmlns:v="urn:schemas-microsoft-com:vml" xmlns:wp14="http://schemas.microsoft.com/office/word/2010/wordprocessingDrawing" xmlns:wp="http://schemas.openxmlformats.org/drawingml/2006/wordprocessingDrawing" xmlns:w10="urn:schemas-microsoft-com:office:word" xmlns:w="http://schemas.openxmlformats.org/wordprocessingml/2006/main" xmlns:w14="http://schemas.microsoft.com/office/word/2010/wordml" xmlns:w15="http://schemas.microsoft.com/office/word/2012/wordml" xmlns:w16cex="http://schemas.microsoft.com/office/word/2018/wordml/cex" xmlns:w16cid="http://schemas.microsoft.com/office/word/2016/wordml/cid" xmlns:w16="http://schemas.microsoft.com/office/word/2018/wordml" xmlns:w16du="http://schemas.microsoft.com/office/word/2023/wordml/word16du" xmlns:w16sdtdh="http://schemas.microsoft.com/office/word/2020/wordml/sdtdatahash" xmlns:w16sdtfl="http://schemas.microsoft.com/office/word/2024/wordml/sdtformatlock" xmlns:w16se="http://schemas.microsoft.com/office/word/2015/wordml/symex" xmlns:wpg="http://schemas.microsoft.com/office/word/2010/wordprocessingGroup" xmlns:wpi="http://schemas.microsoft.com/office/word/2010/wordprocessingInk" xmlns:wne="http://schemas.microsoft.com/office/word/2006/wordml" xmlns:wps="http://schemas.microsoft.com/office/word/2010/wordprocessingShape" mc:Ignorable="w14 w15 w16se w16cid w16 w16cex w16sdtdh w16sdtfl w16du wp14">
+<w:numbering xmlns:wpc="http://schemas.microsoft.com/office/word/2010/wordprocessingCanvas" xmlns:cx="http://schemas.microsoft.com/office/drawing/2014/chartex" xmlns:cx1="http://schemas.microsoft.com/office/drawing/2015/9/8/chartex" xmlns:cx2="http://schemas.microsoft.com/office/drawing/2015/10/21/chartex" xmlns:cx3="http://schemas.microsoft.com/office/drawing/2016/5/9/chartex" xmlns:cx4="http://schemas.microsoft.com/office/drawing/2016/5/10/chartex" xmlns:cx5="http://schemas.microsoft.com/office/drawing/2016/5/11/chartex" xmlns:cx6="http://schemas.microsoft.com/office/drawing/2016/5/12/chartex" xmlns:cx7="http://schemas.microsoft.com/office/drawing/2016/5/13/chartex" xmlns:cx8="http://schemas.microsoft.com/office/drawing/2016/5/14/chartex" xmlns:mc="http://schemas.openxmlformats.org/markup-compatibility/2006" xmlns:aink="http://schemas.microsoft.com/office/drawing/2016/ink" xmlns:am3d="http://schemas.microsoft.com/office/drawing/2017/model3d" xmlns:o="urn:schemas-microsoft-com:office:office" xmlns:oel="http://schemas.microsoft.com/office/2019/extlst" xmlns:r="http://schemas.openxmlformats.org/officeDocument/2006/relationships" xmlns:m="http://schemas.openxmlformats.org/officeDocument/2006/math" xmlns:v="urn:schemas-microsoft-com:vml" xmlns:wp14="http://schemas.microsoft.com/office/word/2010/wordprocessingDrawing" xmlns:wp="http://schemas.openxmlformats.org/drawingml/2006/wordprocessingDrawing" xmlns:w10="urn:schemas-microsoft-com:office:word" xmlns:w="http://schemas.openxmlformats.org/wordprocessingml/2006/main" xmlns:w14="http://schemas.microsoft.com/office/word/2010/wordml" xmlns:w15="http://schemas.microsoft.com/office/word/2012/wordml" xmlns:w16cei="http://schemas.microsoft.com/office/word/2026/wordml/cei" xmlns:w16cex="http://schemas.microsoft.com/office/word/2018/wordml/cex" xmlns:w16cid="http://schemas.microsoft.com/office/word/2016/wordml/cid" xmlns:w16="http://schemas.microsoft.com/office/word/2018/wordml" xmlns:w16du="http://schemas.microsoft.com/office/word/2023/wordml/word16du" xmlns:w16sdtdh="http://schemas.microsoft.com/office/word/2020/wordml/sdtdatahash" xmlns:w16sdtfl="http://schemas.microsoft.com/office/word/2024/wordml/sdtformatlock" xmlns:w16se="http://schemas.microsoft.com/office/word/2015/wordml/symex" xmlns:wpg="http://schemas.microsoft.com/office/word/2010/wordprocessingGroup" xmlns:wpi="http://schemas.microsoft.com/office/word/2010/wordprocessingInk" xmlns:wne="http://schemas.microsoft.com/office/word/2006/wordml" xmlns:wps="http://schemas.microsoft.com/office/word/2010/wordprocessingShape" mc:Ignorable="w14 w15 w16se w16cid w16 w16cex w16sdtdh w16sdtfl w16du wp14">
   <w:abstractNum w:abstractNumId="0" w15:restartNumberingAfterBreak="0">
     <w:nsid w:val="00C35FF5"/>
     <w:multiLevelType w:val="multilevel"/>
